--- a/courts/tenth-circuit/utah/state/court-of-appeals/opening-brief/usage/OUTPUT-opening-brief.docx
+++ b/courts/tenth-circuit/utah/state/court-of-appeals/opening-brief/usage/OUTPUT-opening-brief.docx
@@ -10062,6 +10062,7 @@
     <w:unhideWhenUsed/>
     <w:qFormat/>
     <w:pPr>
+      <w:keepLines/>
       <w:spacing w:before="0" w:after="140" w:line="322" w:lineRule="exact"/>
     </w:pPr>
     <w:rPr>

--- a/courts/tenth-circuit/utah/state/court-of-appeals/opening-brief/usage/OUTPUT-opening-brief.docx
+++ b/courts/tenth-circuit/utah/state/court-of-appeals/opening-brief/usage/OUTPUT-opening-brief.docx
@@ -4825,19 +4825,7 @@
         <w:noBreakHyphen/>
       </w:r>
       <w:r>
-        <w:t xml:space="preserve">7. The agreement awarded Appellee primary physical custody and Appellant parent-time pursuant to U.C.A. § 30</w:t>
-      </w:r>
-      <w:r>
-        <w:noBreakHyphen/>
-      </w:r>
-      <w:r>
-        <w:t xml:space="preserve">3</w:t>
-      </w:r>
-      <w:r>
-        <w:noBreakHyphen/>
-      </w:r>
-      <w:r>
-        <w:t xml:space="preserve">35.5, and the agreement was a deposition exhibit. R. 141, ¶6, 8.</w:t>
+        <w:t xml:space="preserve">7. The agreement awarded Appellee primary physical custody and Appellant parent-time pursuant to U.C.A. § 30-⁠3-⁠35.5, and the agreement was a deposition exhibit. R. 141, ¶6, 8.</w:t>
       </w:r>
     </w:p>
     <w:p>
@@ -5371,19 +5359,7 @@
         <w:noBreakHyphen/>
       </w:r>
       <w:r>
-        <w:t xml:space="preserve">19); (40) in June of 2015, Appellant offered a parenting plan to Appellee which would give him much more time with the child than is allowed under U.C.A. § 30</w:t>
-      </w:r>
-      <w:r>
-        <w:noBreakHyphen/>
-      </w:r>
-      <w:r>
-        <w:t xml:space="preserve">3</w:t>
-      </w:r>
-      <w:r>
-        <w:noBreakHyphen/>
-      </w:r>
-      <w:r>
-        <w:t xml:space="preserve">37,</w:t>
+        <w:t xml:space="preserve">19); (40) in June of 2015, Appellant offered a parenting plan to Appellee which would give him much more time with the child than is allowed under U.C.A. § 30-⁠3-⁠37,</w:t>
       </w:r>
       <w:r>
         <w:t xml:space="preserve"> </w:t>
@@ -6189,19 +6165,7 @@
         <w:pStyle w:val="BodyText"/>
       </w:pPr>
       <w:r>
-        <w:t xml:space="preserve">Under the United States and Utah constitutions, a parent has a fundamental liberty interest in raising her child. U.C.A. § 62A</w:t>
-      </w:r>
-      <w:r>
-        <w:noBreakHyphen/>
-      </w:r>
-      <w:r>
-        <w:t xml:space="preserve">41</w:t>
-      </w:r>
-      <w:r>
-        <w:noBreakHyphen/>
-      </w:r>
-      <w:r>
-        <w:t xml:space="preserve">201(1)⁠(a).</w:t>
+        <w:t xml:space="preserve">Under the United States and Utah constitutions, a parent has a fundamental liberty interest in raising her child. U.C.A. § 62A-⁠41-⁠201(1)⁠(a).</w:t>
       </w:r>
       <w:r>
         <w:t xml:space="preserve"> </w:t>
@@ -6271,19 +6235,7 @@
         <w:pStyle w:val="BodyText"/>
       </w:pPr>
       <w:r>
-        <w:t xml:space="preserve">This conclusion comports with other authority associated with child custody proceedings. In the relocation context, what is in the best interest of the child should be the primary focus of the court. U.C.A. § 30</w:t>
-      </w:r>
-      <w:r>
-        <w:noBreakHyphen/>
-      </w:r>
-      <w:r>
-        <w:t xml:space="preserve">3</w:t>
-      </w:r>
-      <w:r>
-        <w:noBreakHyphen/>
-      </w:r>
-      <w:r>
-        <w:t xml:space="preserve">37(4).</w:t>
+        <w:t xml:space="preserve">This conclusion comports with other authority associated with child custody proceedings. In the relocation context, what is in the best interest of the child should be the primary focus of the court. U.C.A. § 30-⁠3-⁠37(4).</w:t>
       </w:r>
       <w:r>
         <w:t xml:space="preserve"> </w:t>
@@ -6303,19 +6255,7 @@
         <w:pStyle w:val="BodyText"/>
       </w:pPr>
       <w:r>
-        <w:t xml:space="preserve">Here, when Appellant filed a relocation motion under U.C.A. § 30</w:t>
-      </w:r>
-      <w:r>
-        <w:noBreakHyphen/>
-      </w:r>
-      <w:r>
-        <w:t xml:space="preserve">3</w:t>
-      </w:r>
-      <w:r>
-        <w:noBreakHyphen/>
-      </w:r>
-      <w:r>
-        <w:t xml:space="preserve">37</w:t>
+        <w:t xml:space="preserve">Here, when Appellant filed a relocation motion under U.C.A. § 30-⁠3-⁠37</w:t>
       </w:r>
       <w:r>
         <w:t xml:space="preserve"> </w:t>
@@ -6347,7 +6287,7 @@
         <w:pStyle w:val="BodyText"/>
       </w:pPr>
       <w:r>
-        <w:t xml:space="preserve">Additionally, even in the context of a petition to modify a decree (which Elmer involved), where custody has been determined previously by stipulation or default, the material change of circumstances rule should not be rigidly applied. Id. “A child should not be subjected to spending the rest of his or her minority in an inferior environment because of the inaction of one parent at the time custody is awarded . . . “ (or by a misapplication of law by a judge in this setting). Id. A fortiori, as here, where the more stringent material change in circumstances standard does not apply in the relocation context, and where the judge erroneously used the findings in a temporary order (which merged with the stipulated final order under res judicata) as the basis for denying relocation under the material change in circumstances criteria (R. 2745), it follows that the ruling: (1) defies the parent’s fundamental liberty interest and procedural due process protection afforded under Civil Rule 108(d)⁠(3)⁠(A);</w:t>
+        <w:t xml:space="preserve">Additionally, even in the context of a petition to modify a decree (which Elmer involved), where custody has been determined previously by stipulation or default, the material change of circumstances rule should not be rigidly applied. Id. “A child should not be subjected to spending the rest of his or her minority in an inferior environment because of the inaction of one parent at the time custody is awarded . . . “ (or by a misapplication of law by a judge in this setting). Id. A fortiori, as here, where the more stringent material change in circumstances standard does not apply in the relocation context, and where the judge erroneously used the findings in a temporary order (which merged with the stipulated final order under res judicata) as the basis for denying relocation under the material change in circumstances criteria (R. 2745), it follows that the ruling: (1) defies the parent’s fundamental liberty interest and procedural due process protection afforded under Civil Rule 108(d)⁠(3)⁠(A);</w:t>
       </w:r>
       <w:r>
         <w:t xml:space="preserve"> </w:t>
@@ -6467,37 +6407,13 @@
         <w:pStyle w:val="BodyText"/>
       </w:pPr>
       <w:r>
-        <w:t xml:space="preserve">Review of the evidence indicates definitively that the District Court findings are grossly inadequate. The Court’s findings entered on February 29, 2019 (R. 2738), made bare conclusions without discussing at any reasonable length the great deal of conflicting, material evidence which could have lead to different possible interpretations and a different outcome. The findings also failed to consider all of the factors stated in U.C.A. § 30</w:t>
-      </w:r>
-      <w:r>
-        <w:noBreakHyphen/>
-      </w:r>
-      <w:r>
-        <w:t xml:space="preserve">3</w:t>
-      </w:r>
-      <w:r>
-        <w:noBreakHyphen/>
-      </w:r>
-      <w:r>
-        <w:t xml:space="preserve">37(5),</w:t>
-      </w:r>
-      <w:r>
-        <w:t xml:space="preserve"> </w:t>
-      </w:r>
-      <w:r>
-        <w:t xml:space="preserve">although acknowledging the catchall phrase in paragraph four, that the court may consider “any other factor.” R. 2740. The Court then referred to the statutory factors found in U.C.A. §§ 30</w:t>
-      </w:r>
-      <w:r>
-        <w:noBreakHyphen/>
-      </w:r>
-      <w:r>
-        <w:t xml:space="preserve">3</w:t>
-      </w:r>
-      <w:r>
-        <w:noBreakHyphen/>
-      </w:r>
-      <w:r>
-        <w:t xml:space="preserve">10</w:t>
+        <w:t xml:space="preserve">Review of the evidence indicates definitively that the District Court findings are grossly inadequate. The Court’s findings entered on February 29, 2019 (R. 2738), made bare conclusions without discussing at any reasonable length the great deal of conflicting, material evidence which could have lead to different possible interpretations and a different outcome. The findings also failed to consider all of the factors stated in U.C.A. § 30-⁠3-⁠37(5),</w:t>
+      </w:r>
+      <w:r>
+        <w:t xml:space="preserve"> </w:t>
+      </w:r>
+      <w:r>
+        <w:t xml:space="preserve">although acknowledging the catchall phrase in paragraph four, that the court may consider “any other factor.” R. 2740. The Court then referred to the statutory factors found in U.C.A. §§ 30-⁠3-⁠10</w:t>
       </w:r>
       <w:r>
         <w:t xml:space="preserve"> </w:t>
@@ -6531,19 +6447,7 @@
         <w:pStyle w:val="BodyText"/>
       </w:pPr>
       <w:r>
-        <w:t xml:space="preserve">Therefore, assuming arguendo that there was no error to do so, Appellant begins by a review of the 2014 findings. For the most part, the 2014 findings only determined whether the commissioner’s recommendation was correct under the misunderstanding that Appellant had the burden of proof to show that the recommendation was wrong. R. 1052, 1056, 1058. The 2014 findings do not address the criteria for relocation as set forth in U.C.A. § 30</w:t>
-      </w:r>
-      <w:r>
-        <w:noBreakHyphen/>
-      </w:r>
-      <w:r>
-        <w:t xml:space="preserve">3</w:t>
-      </w:r>
-      <w:r>
-        <w:noBreakHyphen/>
-      </w:r>
-      <w:r>
-        <w:t xml:space="preserve">37.</w:t>
+        <w:t xml:space="preserve">Therefore, assuming arguendo that there was no error to do so, Appellant begins by a review of the 2014 findings. For the most part, the 2014 findings only determined whether the commissioner’s recommendation was correct under the misunderstanding that Appellant had the burden of proof to show that the recommendation was wrong. R. 1052, 1056, 1058. The 2014 findings do not address the criteria for relocation as set forth in U.C.A. § 30-⁠3-⁠37.</w:t>
       </w:r>
       <w:r>
         <w:t xml:space="preserve"> </w:t>
@@ -6557,13 +6461,7 @@
         <w:pStyle w:val="BodyText"/>
       </w:pPr>
       <w:r>
-        <w:t xml:space="preserve">Indeed, the court’s focus on the best interest of the child in the 2014 findings was simply to see whether the parents could co-parent in a joint custody temporary arrangement rather than whether it was in the best interest of the child to relocate with her mother in Massachusetts. R. 1057, ¶8, ¶12. The findings also do not address the evidence for Appellant’s relocation, and the ability of the parents to facilitate parent-time across the country – given Appellant’s willingness to pay for air travel for the child and Appellee – factors which are mandated by U.C.A. § 30</w:t>
-      </w:r>
-      <w:r>
-        <w:noBreakHyphen/>
-      </w:r>
-      <w:r>
-        <w:t xml:space="preserve">3- 37.</w:t>
+        <w:t xml:space="preserve">Indeed, the court’s focus on the best interest of the child in the 2014 findings was simply to see whether the parents could co-parent in a joint custody temporary arrangement rather than whether it was in the best interest of the child to relocate with her mother in Massachusetts. R. 1057, ¶8, ¶12. The findings also do not address the evidence for Appellant’s relocation, and the ability of the parents to facilitate parent-time across the country – given Appellant’s willingness to pay for air travel for the child and Appellee – factors which are mandated by U.C.A. § 30-⁠3-⁠ 37.</w:t>
       </w:r>
     </w:p>
     <w:p>
@@ -6815,13 +6713,7 @@
         <w:pStyle w:val="BodyText"/>
       </w:pPr>
       <w:r>
-        <w:t xml:space="preserve">Switching now to the findings entered on February 20, 2019, in paragraph 26, the Court focused heavily on Appellant’s ability to give first priority to the child. R. 2745. This was a theme which the Court had originally found in paragraphs 14 and 15 of the 2014 findings. R. 1060. However, this factor found in U.C.A. § 30</w:t>
-      </w:r>
-      <w:r>
-        <w:noBreakHyphen/>
-      </w:r>
-      <w:r>
-        <w:t xml:space="preserve">3- 10.2(2)⁠(b)</w:t>
+        <w:t xml:space="preserve">Switching now to the findings entered on February 20, 2019, in paragraph 26, the Court focused heavily on Appellant’s ability to give first priority to the child. R. 2745. This was a theme which the Court had originally found in paragraphs 14 and 15 of the 2014 findings. R. 1060. However, this factor found in U.C.A. § 30-⁠3-⁠ 10.2(2)⁠(b)</w:t>
       </w:r>
       <w:r>
         <w:t xml:space="preserve"> </w:t>
@@ -6905,19 +6797,7 @@
         <w:t xml:space="preserve"> </w:t>
       </w:r>
       <w:r>
-        <w:t xml:space="preserve">989 P.2d at 499, ¶26; U.C.A. § 30</w:t>
-      </w:r>
-      <w:r>
-        <w:noBreakHyphen/>
-      </w:r>
-      <w:r>
-        <w:t xml:space="preserve">3</w:t>
-      </w:r>
-      <w:r>
-        <w:noBreakHyphen/>
-      </w:r>
-      <w:r>
-        <w:t xml:space="preserve">10(2)⁠(m)),</w:t>
+        <w:t xml:space="preserve">989 P.2d at 499, ¶26; U.C.A. § 30-⁠3-⁠10(2)⁠(m)),</w:t>
       </w:r>
       <w:r>
         <w:t xml:space="preserve"> </w:t>
@@ -7061,19 +6941,7 @@
         <w:t xml:space="preserve"> </w:t>
       </w:r>
       <w:r>
-        <w:t xml:space="preserve">U.C.A. § 30</w:t>
-      </w:r>
-      <w:r>
-        <w:noBreakHyphen/>
-      </w:r>
-      <w:r>
-        <w:t xml:space="preserve">3</w:t>
-      </w:r>
-      <w:r>
-        <w:noBreakHyphen/>
-      </w:r>
-      <w:r>
-        <w:t xml:space="preserve">10(2)⁠(h))</w:t>
+        <w:t xml:space="preserve">U.C.A. § 30-⁠3-⁠10(2)⁠(h))</w:t>
       </w:r>
       <w:r>
         <w:t xml:space="preserve"> </w:t>
@@ -7091,19 +6959,7 @@
         <w:t xml:space="preserve"> </w:t>
       </w:r>
       <w:r>
-        <w:t xml:space="preserve">U.C.A. § 30</w:t>
-      </w:r>
-      <w:r>
-        <w:noBreakHyphen/>
-      </w:r>
-      <w:r>
-        <w:t xml:space="preserve">3</w:t>
-      </w:r>
-      <w:r>
-        <w:noBreakHyphen/>
-      </w:r>
-      <w:r>
-        <w:t xml:space="preserve">10(2)⁠(l);</w:t>
+        <w:t xml:space="preserve">U.C.A. § 30-⁠3-⁠10(2)⁠(l);</w:t>
       </w:r>
       <w:r>
         <w:t xml:space="preserve"> </w:t>
@@ -7121,19 +6977,7 @@
         <w:t xml:space="preserve"> </w:t>
       </w:r>
       <w:r>
-        <w:t xml:space="preserve">(the Court actually found in paragraph 27 of its findings that Appellant’s attendance at college was not in the child’s best interest); (9) evidence of domestic violence against Appellant and her mother in the household where the child lived (U.C.A. § 30</w:t>
-      </w:r>
-      <w:r>
-        <w:noBreakHyphen/>
-      </w:r>
-      <w:r>
-        <w:t xml:space="preserve">3</w:t>
-      </w:r>
-      <w:r>
-        <w:noBreakHyphen/>
-      </w:r>
-      <w:r>
-        <w:t xml:space="preserve">10(2)⁠(a));</w:t>
+        <w:t xml:space="preserve">(the Court actually found in paragraph 27 of its findings that Appellant’s attendance at college was not in the child’s best interest); (9) evidence of domestic violence against Appellant and her mother in the household where the child lived (U.C.A. § 30-⁠3-⁠10(2)⁠(a));</w:t>
       </w:r>
       <w:r>
         <w:t xml:space="preserve"> </w:t>
@@ -7243,19 +7087,7 @@
         <w:pStyle w:val="BodyText"/>
       </w:pPr>
       <w:r>
-        <w:t xml:space="preserve">As to this last point, U.C.A. § 30</w:t>
-      </w:r>
-      <w:r>
-        <w:noBreakHyphen/>
-      </w:r>
-      <w:r>
-        <w:t xml:space="preserve">3</w:t>
-      </w:r>
-      <w:r>
-        <w:noBreakHyphen/>
-      </w:r>
-      <w:r>
-        <w:t xml:space="preserve">37(5)⁠(c)</w:t>
+        <w:t xml:space="preserve">As to this last point, U.C.A. § 30-⁠3-⁠37(5)⁠(c)</w:t>
       </w:r>
       <w:r>
         <w:t xml:space="preserve"> </w:t>
@@ -7813,37 +7645,13 @@
         <w:pStyle w:val="BodyText"/>
       </w:pPr>
       <w:r>
-        <w:t xml:space="preserve">Applying the evidence to U.C.A. § 30</w:t>
-      </w:r>
-      <w:r>
-        <w:noBreakHyphen/>
-      </w:r>
-      <w:r>
-        <w:t xml:space="preserve">3</w:t>
-      </w:r>
-      <w:r>
-        <w:noBreakHyphen/>
-      </w:r>
-      <w:r>
-        <w:t xml:space="preserve">37,</w:t>
-      </w:r>
-      <w:r>
-        <w:t xml:space="preserve"> </w:t>
-      </w:r>
-      <w:r>
-        <w:t xml:space="preserve">it is apparent that on balance relocation should have been allowed under the abuse of discretion standard. Robertson, 370 P.3d at 573, ¶9. Of relevance is the reason for the move. U.C.A. § 30</w:t>
-      </w:r>
-      <w:r>
-        <w:noBreakHyphen/>
-      </w:r>
-      <w:r>
-        <w:t xml:space="preserve">3</w:t>
-      </w:r>
-      <w:r>
-        <w:noBreakHyphen/>
-      </w:r>
-      <w:r>
-        <w:t xml:space="preserve">37(5)⁠(a).</w:t>
+        <w:t xml:space="preserve">Applying the evidence to U.C.A. § 30-⁠3-⁠37,</w:t>
+      </w:r>
+      <w:r>
+        <w:t xml:space="preserve"> </w:t>
+      </w:r>
+      <w:r>
+        <w:t xml:space="preserve">it is apparent that on balance relocation should have been allowed under the abuse of discretion standard. Robertson, 370 P.3d at 573, ¶9. Of relevance is the reason for the move. U.C.A. § 30-⁠3-⁠37(5)⁠(a).</w:t>
       </w:r>
       <w:r>
         <w:t xml:space="preserve"> </w:t>
@@ -7877,19 +7685,7 @@
         <w:pStyle w:val="BodyText"/>
       </w:pPr>
       <w:r>
-        <w:t xml:space="preserve">Appellant lived with her family as well while finishing college. Therefore, her caregiver status was similar. At the time of the relocation hearing her support system in Massachusetts was much stronger there. However, notably, her extended family had the economic resources to allow the child to have a significant amount of parent-time with her father by paying for air travel above that which was required under the relocation statute. Appellee made no such offer. This statutory factor was not weighed in the February 20, 2019, order. R. 2738; U.C.A. § 30</w:t>
-      </w:r>
-      <w:r>
-        <w:noBreakHyphen/>
-      </w:r>
-      <w:r>
-        <w:t xml:space="preserve">3</w:t>
-      </w:r>
-      <w:r>
-        <w:noBreakHyphen/>
-      </w:r>
-      <w:r>
-        <w:t xml:space="preserve">37(5)⁠(b)</w:t>
+        <w:t xml:space="preserve">Appellant lived with her family as well while finishing college. Therefore, her caregiver status was similar. At the time of the relocation hearing her support system in Massachusetts was much stronger there. However, notably, her extended family had the economic resources to allow the child to have a significant amount of parent-time with her father by paying for air travel above that which was required under the relocation statute. Appellee made no such offer. This statutory factor was not weighed in the February 20, 2019, order. R. 2738; U.C.A. § 30-⁠3-⁠37(5)⁠(b)</w:t>
       </w:r>
       <w:r>
         <w:t xml:space="preserve"> </w:t>
@@ -7963,19 +7759,7 @@
         <w:t xml:space="preserve"> </w:t>
       </w:r>
       <w:r>
-        <w:t xml:space="preserve">989 P.2d at 499, ¶26; U.C.A. § 30</w:t>
-      </w:r>
-      <w:r>
-        <w:noBreakHyphen/>
-      </w:r>
-      <w:r>
-        <w:t xml:space="preserve">3</w:t>
-      </w:r>
-      <w:r>
-        <w:noBreakHyphen/>
-      </w:r>
-      <w:r>
-        <w:t xml:space="preserve">10(2)⁠(m)).</w:t>
+        <w:t xml:space="preserve">989 P.2d at 499, ¶26; U.C.A. § 30-⁠3-⁠10(2)⁠(m)).</w:t>
       </w:r>
       <w:r>
         <w:t xml:space="preserve"> </w:t>
@@ -8145,19 +7929,7 @@
         <w:pStyle w:val="BodyText"/>
       </w:pPr>
       <w:r>
-        <w:t xml:space="preserve">Finally, it seems that the court’s ultimate basis for awarding Appellee custody temporarily – given that the child had loving homes to live in – was the child’s ties to Utah. R. 1062, ¶18. However, the Court clearly used the wrong standard under U.C.A. § 30</w:t>
-      </w:r>
-      <w:r>
-        <w:noBreakHyphen/>
-      </w:r>
-      <w:r>
-        <w:t xml:space="preserve">3</w:t>
-      </w:r>
-      <w:r>
-        <w:noBreakHyphen/>
-      </w:r>
-      <w:r>
-        <w:t xml:space="preserve">37</w:t>
+        <w:t xml:space="preserve">Finally, it seems that the court’s ultimate basis for awarding Appellee custody temporarily – given that the child had loving homes to live in – was the child’s ties to Utah. R. 1062, ¶18. However, the Court clearly used the wrong standard under U.C.A. § 30-⁠3-⁠37</w:t>
       </w:r>
       <w:r>
         <w:t xml:space="preserve"> </w:t>
@@ -10315,6 +10087,33 @@
       <w:ind w:left="2160" w:hanging="720"/>
     </w:pPr>
   </w:style>
+  <w:style w:type="paragraph" w:customStyle="1" w:styleId="XdQuoteList1">
+    <w:name w:val="Xd Quote List 1"/>
+    <w:basedOn w:val="Normal"/>
+    <w:qFormat/>
+    <w:pPr>
+      <w:spacing w:before="0" w:after="0" w:line="322" w:lineRule="exact"/>
+      <w:ind w:left="1440" w:right="720" w:hanging="720"/>
+    </w:pPr>
+  </w:style>
+  <w:style w:type="paragraph" w:customStyle="1" w:styleId="XdQuoteList2">
+    <w:name w:val="Xd Quote List 2"/>
+    <w:basedOn w:val="Normal"/>
+    <w:qFormat/>
+    <w:pPr>
+      <w:spacing w:before="0" w:after="0" w:line="322" w:lineRule="exact"/>
+      <w:ind w:left="2160" w:right="720" w:hanging="720"/>
+    </w:pPr>
+  </w:style>
+  <w:style w:type="paragraph" w:customStyle="1" w:styleId="XdQuoteList3">
+    <w:name w:val="Xd Quote List 3"/>
+    <w:basedOn w:val="Normal"/>
+    <w:qFormat/>
+    <w:pPr>
+      <w:spacing w:before="0" w:after="0" w:line="322" w:lineRule="exact"/>
+      <w:ind w:left="2880" w:right="720" w:hanging="720"/>
+    </w:pPr>
+  </w:style>
   <w:style w:type="paragraph" w:customStyle="1" w:styleId="XdList1">
     <w:name w:val="XdList1"/>
     <w:basedOn w:val="BodyText"/>

--- a/courts/tenth-circuit/utah/state/court-of-appeals/opening-brief/usage/OUTPUT-opening-brief.docx
+++ b/courts/tenth-circuit/utah/state/court-of-appeals/opening-brief/usage/OUTPUT-opening-brief.docx
@@ -6287,7 +6287,7 @@
         <w:pStyle w:val="BodyText"/>
       </w:pPr>
       <w:r>
-        <w:t xml:space="preserve">Additionally, even in the context of a petition to modify a decree (which Elmer involved), where custody has been determined previously by stipulation or default, the material change of circumstances rule should not be rigidly applied. Id. “A child should not be subjected to spending the rest of his or her minority in an inferior environment because of the inaction of one parent at the time custody is awarded . . . “ (or by a misapplication of law by a judge in this setting). Id. A fortiori, as here, where the more stringent material change in circumstances standard does not apply in the relocation context, and where the judge erroneously used the findings in a temporary order (which merged with the stipulated final order under res judicata) as the basis for denying relocation under the material change in circumstances criteria (R. 2745), it follows that the ruling: (1) defies the parent’s fundamental liberty interest and procedural due process protection afforded under Civil Rule 108(d)⁠(3)⁠(A);</w:t>
+        <w:t xml:space="preserve">Additionally, even in the context of a petition to modify a decree (which Elmer involved), where custody has been determined previously by stipulation or default, the material change of circumstances rule should not be rigidly applied. Id. “A child should not be subjected to spending the rest of his or her minority in an inferior environment because of the inaction of one parent at the time custody is awarded ⁠. ⁠. ⁠. “ (or by a misapplication of law by a judge in this setting). Id. A fortiori, as here, where the more stringent material change in circumstances standard does not apply in the relocation context, and where the judge erroneously used the findings in a temporary order (which merged with the stipulated final order under res judicata) as the basis for denying relocation under the material change in circumstances criteria (R. 2745), it follows that the ruling: (1) defies the parent’s fundamental liberty interest and procedural due process protection afforded under Civil Rule 108(d)⁠(3)⁠(A);</w:t>
       </w:r>
       <w:r>
         <w:t xml:space="preserve"> </w:t>
